--- a/clearauth/docs/clearauth-prd.docx
+++ b/clearauth/docs/clearauth-prd.docx
@@ -7283,7 +7283,7 @@
                 <w:sz w:val="20"/>
                 <w:szCs w:val="20"/>
               </w:rPr>
-              <w:t xml:space="preserve">Anthropic Claude API (claude-sonnet-4-6)</w:t>
+              <w:t>Any OpenAI-compatible LLM API (hosted or self-hosted), with a rules-engine fallback</w:t>
             </w:r>
           </w:p>
         </w:tc>
@@ -7708,7 +7708,7 @@
           <w:sz w:val="22"/>
           <w:szCs w:val="22"/>
         </w:rPr>
-        <w:t xml:space="preserve">POST /api/ai — AI response. Body: { role, feature, message } → role-aware mock response or live Claude API call</w:t>
+        <w:t>POST /api/ai — AI response. Body: { role, feature, message } → grounded rules-engine response, or an LLM response when one is configured</w:t>
       </w:r>
     </w:p>
     <w:p>
@@ -7904,7 +7904,7 @@
           <w:sz w:val="22"/>
           <w:szCs w:val="22"/>
         </w:rPr>
-        <w:t xml:space="preserve">ClearAuth embeds AI at three strategic points in the PA workflow: at submission (to improve documentation quality), at review (to match clinical evidence against guidelines), and after denial (to accelerate appeals). All AI features use Anthropic Claude claude-sonnet-4-6 via the Messages API.</w:t>
+        <w:t>ClearAuth embeds AI at three strategic points in the PA workflow: at submission (to improve documentation quality), at review (to match clinical evidence against guidelines), and after denial (to accelerate appeals). All AI features use a large language model through a provider-agnostic Chat Completions interface, so the model can be swapped or self-hosted; when no model is configured, a rules engine answers from the case record and coverage criteria.</w:t>
       </w:r>
     </w:p>
     <w:p>
@@ -10257,7 +10257,7 @@
                 <w:sz w:val="20"/>
                 <w:szCs w:val="20"/>
               </w:rPr>
-              <w:t xml:space="preserve">AI integration (Claude API), document analyzer, appeal generator, PA insights</w:t>
+              <w:t>AI integration (LLM API), document analyzer, appeal generator, PA insights</w:t>
             </w:r>
           </w:p>
         </w:tc>
